--- a/templates/RahulVanukuri.docx
+++ b/templates/RahulVanukuri.docx
@@ -294,8 +294,6 @@
           <w:szCs w:val="20"/>
         </w:rPr>
       </w:pPr>
-      <w:bookmarkStart w:id="0" w:name="_GoBack"/>
-      <w:bookmarkEnd w:id="0"/>
     </w:p>
     <w:p>
       <w:pPr>
@@ -590,212 +588,218 @@
         <w:t>PROFESSIONAL EXPERIENCE</w:t>
       </w:r>
       <w:r>
-        <w:rPr/>
-        <w:br w:type="textWrapping"/>
-      </w:r>
-      <w:r>
-        <w:rPr/>
-        <w:br w:type="textWrapping"/>
-      </w:r>
-      <w:r>
-        <w:t xml:space="preserve">CLIENT CODE: CO (Capital One Financial), TX, </w:t>
+        <w:br w:type="textWrapping"/>
+      </w:r>
+      <w:r>
+        <w:br w:type="textWrapping"/>
+      </w:r>
+      <w:r>
+        <w:t xml:space="preserve"> C</w:t>
       </w:r>
       <w:r>
         <w:rPr>
           <w:rFonts w:hint="default"/>
           <w:lang w:val="en-US"/>
         </w:rPr>
-        <w:t xml:space="preserve">                                                                                                     </w:t>
-      </w:r>
-      <w:r>
-        <w:t>USA Feb 2025 – Present</w:t>
-      </w:r>
-      <w:r>
-        <w:rPr/>
+        <w:t>lient:</w:t>
+      </w:r>
+      <w:r>
+        <w:t xml:space="preserve"> (Capital One Financial), TX,USA </w:t>
+      </w:r>
+      <w:r>
+        <w:rPr>
+          <w:rFonts w:hint="default"/>
+          <w:lang w:val="en-US"/>
+        </w:rPr>
+        <w:t xml:space="preserve">                                                                                                                       </w:t>
+      </w:r>
+      <w:r>
+        <w:t>Feb 2025 – Present</w:t>
+      </w:r>
+      <w:r>
         <w:br w:type="textWrapping"/>
       </w:r>
       <w:r>
         <w:t>ROLE: Software Developer</w:t>
       </w:r>
       <w:r>
-        <w:rPr/>
-        <w:br w:type="textWrapping"/>
-      </w:r>
-      <w:r>
-        <w:rPr/>
+        <w:br w:type="textWrapping"/>
+      </w:r>
+      <w:r>
         <w:br w:type="textWrapping"/>
       </w:r>
       <w:r>
         <w:t>RESPONSIBILITIES</w:t>
       </w:r>
       <w:r>
-        <w:rPr/>
         <w:br w:type="textWrapping"/>
       </w:r>
       <w:r>
         <w:t>{% for k in RESPONSIBILITES_CO %}</w:t>
       </w:r>
       <w:r>
-        <w:rPr/>
         <w:br w:type="textWrapping"/>
       </w:r>
       <w:r>
         <w:t>{{r k }} {% endfor %}</w:t>
       </w:r>
       <w:r>
-        <w:rPr/>
-        <w:br w:type="textWrapping"/>
-      </w:r>
-      <w:r>
-        <w:rPr/>
+        <w:br w:type="textWrapping"/>
+      </w:r>
+      <w:r>
         <w:br w:type="textWrapping"/>
       </w:r>
       <w:r>
         <w:t>ENVIRONMENT</w:t>
       </w:r>
       <w:r>
-        <w:rPr/>
         <w:br w:type="textWrapping"/>
       </w:r>
       <w:r>
         <w:t>{{ENVIRONMENT_CO}}</w:t>
       </w:r>
       <w:r>
-        <w:rPr/>
-        <w:br w:type="textWrapping"/>
-      </w:r>
-      <w:r>
-        <w:rPr/>
-        <w:br w:type="textWrapping"/>
-      </w:r>
-      <w:r>
-        <w:rPr/>
-        <w:br w:type="textWrapping"/>
-      </w:r>
-      <w:r>
-        <w:t>CLIENT CODE: CI (CitiusTech), India Feb 2022 – Sep 2023</w:t>
-      </w:r>
-      <w:r>
-        <w:rPr/>
+        <w:br w:type="textWrapping"/>
+      </w:r>
+      <w:r>
+        <w:br w:type="textWrapping"/>
+      </w:r>
+      <w:r>
+        <w:br w:type="textWrapping"/>
+      </w:r>
+      <w:r>
+        <w:t xml:space="preserve">CLIENT :  (CitiusTech), India </w:t>
+      </w:r>
+      <w:r>
+        <w:rPr>
+          <w:rFonts w:hint="default"/>
+          <w:lang w:val="en-US"/>
+        </w:rPr>
+        <w:t xml:space="preserve">                                                                                                                                            </w:t>
+      </w:r>
+      <w:r>
+        <w:t>Feb 2022 – Sep 2023</w:t>
+      </w:r>
+      <w:r>
         <w:br w:type="textWrapping"/>
       </w:r>
       <w:r>
         <w:t>ROLE: Software Developer</w:t>
       </w:r>
       <w:r>
-        <w:rPr/>
-        <w:br w:type="textWrapping"/>
-      </w:r>
-      <w:r>
-        <w:rPr/>
+        <w:br w:type="textWrapping"/>
+      </w:r>
+      <w:r>
         <w:br w:type="textWrapping"/>
       </w:r>
       <w:r>
         <w:t>RESPONSIBILITIES</w:t>
       </w:r>
       <w:r>
-        <w:rPr/>
         <w:br w:type="textWrapping"/>
       </w:r>
       <w:r>
         <w:t>{% for k in RESPONSIBILITES_CI %}</w:t>
       </w:r>
       <w:r>
-        <w:rPr/>
         <w:br w:type="textWrapping"/>
       </w:r>
       <w:r>
         <w:t>{{r k }} {% endfor %}</w:t>
       </w:r>
       <w:r>
-        <w:rPr/>
-        <w:br w:type="textWrapping"/>
-      </w:r>
-      <w:r>
-        <w:rPr/>
+        <w:br w:type="textWrapping"/>
+      </w:r>
+      <w:r>
         <w:br w:type="textWrapping"/>
       </w:r>
       <w:r>
         <w:t>ENVIRONMENT</w:t>
       </w:r>
       <w:r>
-        <w:rPr/>
         <w:br w:type="textWrapping"/>
       </w:r>
       <w:r>
         <w:t>{{ENVIRONMENT_CI}}</w:t>
       </w:r>
       <w:r>
-        <w:rPr/>
-        <w:br w:type="textWrapping"/>
-      </w:r>
-      <w:r>
-        <w:rPr/>
-        <w:br w:type="textWrapping"/>
-      </w:r>
-      <w:r>
-        <w:rPr/>
-        <w:br w:type="textWrapping"/>
-      </w:r>
-      <w:r>
-        <w:t>CLIENT CODE: CS (Cybage Software), India Mar 2021 – Jan 2022</w:t>
-      </w:r>
-      <w:r>
-        <w:rPr/>
+        <w:br w:type="textWrapping"/>
+      </w:r>
+      <w:r>
+        <w:br w:type="textWrapping"/>
+      </w:r>
+      <w:r>
+        <w:br w:type="textWrapping"/>
+      </w:r>
+      <w:r>
+        <w:t xml:space="preserve">CLIENT </w:t>
+      </w:r>
+      <w:r>
+        <w:rPr>
+          <w:rFonts w:hint="default"/>
+          <w:lang w:val="en-US"/>
+        </w:rPr>
+        <w:t>:</w:t>
+      </w:r>
+      <w:r>
+        <w:t xml:space="preserve">(Cybage Software), India </w:t>
+      </w:r>
+      <w:r>
+        <w:rPr>
+          <w:rFonts w:hint="default"/>
+          <w:lang w:val="en-US"/>
+        </w:rPr>
+        <w:t xml:space="preserve">                                                                                                                                  </w:t>
+      </w:r>
+      <w:r>
+        <w:t>Mar 2021 – Jan 2022</w:t>
+      </w:r>
+      <w:r>
         <w:br w:type="textWrapping"/>
       </w:r>
       <w:r>
         <w:t>ROLE: Junior Software Developer</w:t>
       </w:r>
       <w:r>
-        <w:rPr/>
-        <w:br w:type="textWrapping"/>
-      </w:r>
-      <w:r>
-        <w:rPr/>
+        <w:br w:type="textWrapping"/>
+      </w:r>
+      <w:r>
         <w:br w:type="textWrapping"/>
       </w:r>
       <w:r>
         <w:t>RESPONSIBILITIES</w:t>
       </w:r>
       <w:r>
-        <w:rPr/>
         <w:br w:type="textWrapping"/>
       </w:r>
       <w:r>
         <w:t>{% for k in RESPONSIBILITES_CS %}</w:t>
       </w:r>
       <w:r>
-        <w:rPr/>
         <w:br w:type="textWrapping"/>
       </w:r>
       <w:r>
         <w:t>{{r k }} {% endfor %}</w:t>
       </w:r>
       <w:r>
-        <w:rPr/>
-        <w:br w:type="textWrapping"/>
-      </w:r>
-      <w:r>
-        <w:rPr/>
+        <w:br w:type="textWrapping"/>
+      </w:r>
+      <w:r>
         <w:br w:type="textWrapping"/>
       </w:r>
       <w:r>
         <w:t>ENVIRONMENT</w:t>
       </w:r>
       <w:r>
-        <w:rPr/>
         <w:br w:type="textWrapping"/>
       </w:r>
       <w:r>
         <w:t>{{ENVIRONMENT_CS}}</w:t>
       </w:r>
       <w:r>
-        <w:rPr/>
-        <w:br w:type="textWrapping"/>
-      </w:r>
-      <w:r>
-        <w:rPr/>
+        <w:br w:type="textWrapping"/>
+      </w:r>
+      <w:r>
         <w:br w:type="textWrapping"/>
       </w:r>
       <w:r>
@@ -811,14 +815,15 @@
     <w:p>
       <w:pPr>
         <w:numPr>
+          <w:ilvl w:val="0"/>
           <w:numId w:val="0"/>
         </w:numPr>
         <w:ind w:leftChars="0"/>
         <w:jc w:val="both"/>
         <w:rPr>
           <w:rFonts w:hint="default"/>
-          <w:sz w:val="18"/>
-          <w:szCs w:val="18"/>
+          <w:sz w:val="22"/>
+          <w:szCs w:val="22"/>
           <w:lang w:val="en-US"/>
         </w:rPr>
       </w:pPr>
@@ -953,7 +958,7 @@
           <w:szCs w:val="22"/>
           <w:lang w:val="en-US"/>
         </w:rPr>
-        <w:t xml:space="preserve">“Learning Kubernetes” </w:t>
+        <w:t>"Kubernetes Container Orchestration Certification"</w:t>
       </w:r>
       <w:r>
         <w:rPr>
@@ -971,12 +976,15 @@
           <w:szCs w:val="22"/>
           <w:lang w:val="en-US"/>
         </w:rPr>
-        <w:t>.</w:t>
-      </w:r>
+        <w:t xml:space="preserve"> Maintained pods and orchestration on cloud kubernetes with docker integration.</w:t>
+      </w:r>
+      <w:bookmarkStart w:id="0" w:name="_GoBack"/>
+      <w:bookmarkEnd w:id="0"/>
     </w:p>
     <w:p>
       <w:pPr>
         <w:numPr>
+          <w:ilvl w:val="0"/>
           <w:numId w:val="0"/>
         </w:numPr>
         <w:pBdr>
@@ -1004,25 +1012,26 @@
     <w:p>
       <w:pPr>
         <w:numPr>
+          <w:ilvl w:val="0"/>
           <w:numId w:val="0"/>
         </w:numPr>
         <w:ind w:leftChars="0"/>
         <w:jc w:val="both"/>
         <w:rPr>
-          <w:rFonts w:hint="default" w:ascii="Cambria" w:hAnsi="Cambria"/>
-          <w:b/>
-          <w:sz w:val="20"/>
-          <w:szCs w:val="20"/>
-          <w:lang w:val="en-US"/>
-        </w:rPr>
-      </w:pPr>
-      <w:r>
-        <w:rPr>
-          <w:rFonts w:hint="default" w:ascii="Cambria" w:hAnsi="Cambria"/>
+          <w:rFonts w:hint="default" w:ascii="Calibri" w:hAnsi="Calibri" w:cs="Calibri" w:eastAsiaTheme="minorEastAsia"/>
+          <w:b/>
+          <w:sz w:val="22"/>
+          <w:szCs w:val="22"/>
+          <w:lang w:val="en-US"/>
+        </w:rPr>
+      </w:pPr>
+      <w:r>
+        <w:rPr>
+          <w:rFonts w:hint="default" w:ascii="Calibri" w:hAnsi="Calibri" w:cs="Calibri" w:eastAsiaTheme="minorEastAsia"/>
           <w:b w:val="0"/>
           <w:bCs/>
-          <w:sz w:val="20"/>
-          <w:szCs w:val="20"/>
+          <w:sz w:val="22"/>
+          <w:szCs w:val="22"/>
           <w:lang w:val="en-US"/>
         </w:rPr>
         <w:t>Agentic Support Ops Assistant (LangGraph + FastAPI) — Domain: IT Ops / Customer Support</w:t>
@@ -1037,19 +1046,20 @@
         <w:ind w:left="418" w:leftChars="0" w:hanging="418" w:firstLineChars="0"/>
         <w:jc w:val="both"/>
         <w:rPr>
-          <w:rFonts w:hint="default" w:ascii="Cambria" w:hAnsi="Cambria"/>
-          <w:b/>
-          <w:szCs w:val="20"/>
-          <w:lang w:val="en-US"/>
-        </w:rPr>
-      </w:pPr>
-      <w:r>
-        <w:rPr>
-          <w:rFonts w:hint="default" w:ascii="Cambria" w:hAnsi="Cambria"/>
+          <w:rFonts w:hint="default" w:ascii="Calibri" w:hAnsi="Calibri" w:cs="Calibri" w:eastAsiaTheme="minorEastAsia"/>
+          <w:b/>
+          <w:sz w:val="22"/>
+          <w:szCs w:val="22"/>
+          <w:lang w:val="en-US"/>
+        </w:rPr>
+      </w:pPr>
+      <w:r>
+        <w:rPr>
+          <w:rFonts w:hint="default" w:ascii="Calibri" w:hAnsi="Calibri" w:cs="Calibri" w:eastAsiaTheme="minorEastAsia"/>
           <w:b w:val="0"/>
           <w:bCs/>
-          <w:sz w:val="18"/>
-          <w:szCs w:val="18"/>
+          <w:sz w:val="22"/>
+          <w:szCs w:val="22"/>
           <w:lang w:val="en-US"/>
         </w:rPr>
         <w:t>Built an agentic workflow using LangGraph (StateGraph) with FastAPI tool endpoints for ticket triage, log analysis, and guided runbooks; routed actions using tool conditions and state-based checkpoints.</w:t>
@@ -1064,19 +1074,20 @@
         <w:ind w:left="418" w:leftChars="0" w:hanging="418" w:firstLineChars="0"/>
         <w:jc w:val="both"/>
         <w:rPr>
-          <w:rFonts w:hint="default" w:ascii="Cambria" w:hAnsi="Cambria"/>
-          <w:b/>
-          <w:szCs w:val="20"/>
-          <w:lang w:val="en-US"/>
-        </w:rPr>
-      </w:pPr>
-      <w:r>
-        <w:rPr>
-          <w:rFonts w:hint="default" w:ascii="Cambria" w:hAnsi="Cambria"/>
+          <w:rFonts w:hint="default" w:ascii="Calibri" w:hAnsi="Calibri" w:cs="Calibri" w:eastAsiaTheme="minorEastAsia"/>
+          <w:b/>
+          <w:sz w:val="22"/>
+          <w:szCs w:val="22"/>
+          <w:lang w:val="en-US"/>
+        </w:rPr>
+      </w:pPr>
+      <w:r>
+        <w:rPr>
+          <w:rFonts w:hint="default" w:ascii="Calibri" w:hAnsi="Calibri" w:cs="Calibri" w:eastAsiaTheme="minorEastAsia"/>
           <w:b w:val="0"/>
           <w:bCs/>
-          <w:sz w:val="18"/>
-          <w:szCs w:val="18"/>
+          <w:sz w:val="22"/>
+          <w:szCs w:val="22"/>
           <w:lang w:val="en-US"/>
         </w:rPr>
         <w:t>Implemented Flask/Python automation tools for log parsing + internal data sync, and integrated async tasks via RabbitMQ to process high-volume events without blocking the API.</w:t>
@@ -1091,21 +1102,21 @@
         <w:ind w:left="418" w:leftChars="0" w:hanging="418" w:firstLineChars="0"/>
         <w:jc w:val="both"/>
         <w:rPr>
-          <w:rFonts w:hint="default" w:ascii="Cambria" w:hAnsi="Cambria"/>
+          <w:rFonts w:hint="default" w:ascii="Calibri" w:hAnsi="Calibri" w:cs="Calibri" w:eastAsiaTheme="minorEastAsia"/>
           <w:b w:val="0"/>
           <w:bCs/>
-          <w:sz w:val="18"/>
-          <w:szCs w:val="18"/>
-          <w:lang w:val="en-US"/>
-        </w:rPr>
-      </w:pPr>
-      <w:r>
-        <w:rPr>
-          <w:rFonts w:hint="default" w:ascii="Cambria" w:hAnsi="Cambria"/>
+          <w:sz w:val="22"/>
+          <w:szCs w:val="22"/>
+          <w:lang w:val="en-US"/>
+        </w:rPr>
+      </w:pPr>
+      <w:r>
+        <w:rPr>
+          <w:rFonts w:hint="default" w:ascii="Calibri" w:hAnsi="Calibri" w:cs="Calibri" w:eastAsiaTheme="minorEastAsia"/>
           <w:b w:val="0"/>
           <w:bCs/>
-          <w:sz w:val="18"/>
-          <w:szCs w:val="18"/>
+          <w:sz w:val="22"/>
+          <w:szCs w:val="22"/>
           <w:lang w:val="en-US"/>
         </w:rPr>
         <w:t>Deployed the service on AWS EC2 behind Apache/Tomcat, shipped artifacts via S3, and added observability using ELK with automated CI via Jenkins.</w:t>
@@ -1114,26 +1125,27 @@
     <w:p>
       <w:pPr>
         <w:numPr>
+          <w:ilvl w:val="0"/>
           <w:numId w:val="0"/>
         </w:numPr>
         <w:ind w:leftChars="0"/>
         <w:jc w:val="both"/>
         <w:rPr>
-          <w:rFonts w:hint="default" w:ascii="Cambria" w:hAnsi="Cambria"/>
+          <w:rFonts w:hint="default" w:ascii="Calibri" w:hAnsi="Calibri" w:cs="Calibri" w:eastAsiaTheme="minorEastAsia"/>
           <w:b w:val="0"/>
           <w:bCs/>
-          <w:sz w:val="18"/>
-          <w:szCs w:val="18"/>
-          <w:lang w:val="en-US"/>
-        </w:rPr>
-      </w:pPr>
-      <w:r>
-        <w:rPr>
-          <w:rFonts w:hint="default" w:ascii="Cambria" w:hAnsi="Cambria"/>
+          <w:sz w:val="22"/>
+          <w:szCs w:val="22"/>
+          <w:lang w:val="en-US"/>
+        </w:rPr>
+      </w:pPr>
+      <w:r>
+        <w:rPr>
+          <w:rFonts w:hint="default" w:ascii="Calibri" w:hAnsi="Calibri" w:cs="Calibri" w:eastAsiaTheme="minorEastAsia"/>
           <w:b w:val="0"/>
           <w:bCs/>
-          <w:sz w:val="20"/>
-          <w:szCs w:val="20"/>
+          <w:sz w:val="22"/>
+          <w:szCs w:val="22"/>
           <w:lang w:val="en-US"/>
         </w:rPr>
         <w:t>FinShark Billing &amp; Payments Platform — Domain: FinTech / Payments</w:t>
@@ -1148,21 +1160,21 @@
         <w:ind w:left="418" w:leftChars="0" w:hanging="418" w:firstLineChars="0"/>
         <w:jc w:val="both"/>
         <w:rPr>
-          <w:rFonts w:hint="default" w:ascii="Cambria" w:hAnsi="Cambria"/>
+          <w:rFonts w:hint="default" w:ascii="Calibri" w:hAnsi="Calibri" w:cs="Calibri" w:eastAsiaTheme="minorEastAsia"/>
           <w:b w:val="0"/>
           <w:bCs/>
-          <w:sz w:val="18"/>
-          <w:szCs w:val="18"/>
-          <w:lang w:val="en-US"/>
-        </w:rPr>
-      </w:pPr>
-      <w:r>
-        <w:rPr>
-          <w:rFonts w:hint="default" w:ascii="Cambria" w:hAnsi="Cambria"/>
+          <w:sz w:val="22"/>
+          <w:szCs w:val="22"/>
+          <w:lang w:val="en-US"/>
+        </w:rPr>
+      </w:pPr>
+      <w:r>
+        <w:rPr>
+          <w:rFonts w:hint="default" w:ascii="Calibri" w:hAnsi="Calibri" w:cs="Calibri" w:eastAsiaTheme="minorEastAsia"/>
           <w:b w:val="0"/>
           <w:bCs/>
-          <w:sz w:val="18"/>
-          <w:szCs w:val="18"/>
+          <w:sz w:val="22"/>
+          <w:szCs w:val="22"/>
           <w:lang w:val="en-US"/>
         </w:rPr>
         <w:t>Developed Java 8 (Spring MVC) + Spring Boot 1.x backend services for billing, customer profiles, and partner onboarding, exposing REST/SOAP APIs for payment flows and service orchestration.</w:t>
@@ -1177,21 +1189,21 @@
         <w:ind w:left="418" w:leftChars="0" w:hanging="418" w:firstLineChars="0"/>
         <w:jc w:val="both"/>
         <w:rPr>
-          <w:rFonts w:hint="default" w:ascii="Cambria" w:hAnsi="Cambria"/>
+          <w:rFonts w:hint="default" w:ascii="Calibri" w:hAnsi="Calibri" w:cs="Calibri" w:eastAsiaTheme="minorEastAsia"/>
           <w:b w:val="0"/>
           <w:bCs/>
-          <w:sz w:val="18"/>
-          <w:szCs w:val="18"/>
-          <w:lang w:val="en-US"/>
-        </w:rPr>
-      </w:pPr>
-      <w:r>
-        <w:rPr>
-          <w:rFonts w:hint="default" w:ascii="Cambria" w:hAnsi="Cambria"/>
+          <w:sz w:val="22"/>
+          <w:szCs w:val="22"/>
+          <w:lang w:val="en-US"/>
+        </w:rPr>
+      </w:pPr>
+      <w:r>
+        <w:rPr>
+          <w:rFonts w:hint="default" w:ascii="Calibri" w:hAnsi="Calibri" w:cs="Calibri" w:eastAsiaTheme="minorEastAsia"/>
           <w:b w:val="0"/>
           <w:bCs/>
-          <w:sz w:val="18"/>
-          <w:szCs w:val="18"/>
+          <w:sz w:val="22"/>
+          <w:szCs w:val="22"/>
           <w:lang w:val="en-US"/>
         </w:rPr>
         <w:t>Designed and optimized Oracle 11g/MySQL schemas, stored procedures, and reporting views to support invoice generation and reconciliation workflows with reliable query performance.</w:t>
@@ -1206,6 +1218,35 @@
         <w:ind w:left="418" w:leftChars="0" w:hanging="418" w:firstLineChars="0"/>
         <w:jc w:val="both"/>
         <w:rPr>
+          <w:rFonts w:hint="default" w:ascii="Calibri" w:hAnsi="Calibri" w:cs="Calibri" w:eastAsiaTheme="minorEastAsia"/>
+          <w:b w:val="0"/>
+          <w:bCs/>
+          <w:sz w:val="22"/>
+          <w:szCs w:val="22"/>
+          <w:lang w:val="en-US"/>
+        </w:rPr>
+      </w:pPr>
+      <w:r>
+        <w:rPr>
+          <w:rFonts w:hint="default" w:ascii="Calibri" w:hAnsi="Calibri" w:cs="Calibri" w:eastAsiaTheme="minorEastAsia"/>
+          <w:b w:val="0"/>
+          <w:bCs/>
+          <w:sz w:val="22"/>
+          <w:szCs w:val="22"/>
+          <w:lang w:val="en-US"/>
+        </w:rPr>
+        <w:t>Built an internal operations dashboard using AngularJS 1.x + Bootstrap, automated packaging with Grunt/Gulp, and ensured quality with JUnit/Mockito + Jasmine/Karma, plus monitoring via ELK/New Relic.</w:t>
+      </w:r>
+    </w:p>
+    <w:p>
+      <w:pPr>
+        <w:numPr>
+          <w:ilvl w:val="0"/>
+          <w:numId w:val="0"/>
+        </w:numPr>
+        <w:ind w:leftChars="0"/>
+        <w:jc w:val="both"/>
+        <w:rPr>
           <w:rFonts w:hint="default" w:ascii="Cambria" w:hAnsi="Cambria"/>
           <w:b w:val="0"/>
           <w:bCs/>
@@ -1214,7 +1255,15 @@
           <w:lang w:val="en-US"/>
         </w:rPr>
       </w:pPr>
-      <w:r>
+    </w:p>
+    <w:p>
+      <w:pPr>
+        <w:numPr>
+          <w:ilvl w:val="0"/>
+          <w:numId w:val="0"/>
+        </w:numPr>
+        <w:ind w:leftChars="0"/>
+        <w:jc w:val="both"/>
         <w:rPr>
           <w:rFonts w:hint="default" w:ascii="Cambria" w:hAnsi="Cambria"/>
           <w:b w:val="0"/>
@@ -1223,41 +1272,6 @@
           <w:szCs w:val="18"/>
           <w:lang w:val="en-US"/>
         </w:rPr>
-        <w:t>Built an internal operations dashboard using AngularJS 1.x + Bootstrap, automated packaging with Grunt/Gulp, and ensured quality with JUnit/Mockito + Jasmine/Karma, plus monitoring via ELK/New Relic.</w:t>
-      </w:r>
-    </w:p>
-    <w:p>
-      <w:pPr>
-        <w:numPr>
-          <w:numId w:val="0"/>
-        </w:numPr>
-        <w:ind w:leftChars="0"/>
-        <w:jc w:val="both"/>
-        <w:rPr>
-          <w:rFonts w:hint="default" w:ascii="Cambria" w:hAnsi="Cambria"/>
-          <w:b w:val="0"/>
-          <w:bCs/>
-          <w:sz w:val="18"/>
-          <w:szCs w:val="18"/>
-          <w:lang w:val="en-US"/>
-        </w:rPr>
-      </w:pPr>
-    </w:p>
-    <w:p>
-      <w:pPr>
-        <w:numPr>
-          <w:numId w:val="0"/>
-        </w:numPr>
-        <w:ind w:leftChars="0"/>
-        <w:jc w:val="both"/>
-        <w:rPr>
-          <w:rFonts w:hint="default" w:ascii="Cambria" w:hAnsi="Cambria"/>
-          <w:b w:val="0"/>
-          <w:bCs/>
-          <w:sz w:val="18"/>
-          <w:szCs w:val="18"/>
-          <w:lang w:val="en-US"/>
-        </w:rPr>
       </w:pPr>
     </w:p>
     <w:p>
@@ -1272,7 +1286,6 @@
         </w:rPr>
       </w:pPr>
       <w:r>
-        <w:rPr/>
         <w:br w:type="textWrapping"/>
       </w:r>
       <w:r>
@@ -1301,7 +1314,6 @@
         <w:t>July 2025</w:t>
       </w:r>
       <w:r>
-        <w:rPr/>
         <w:br w:type="textWrapping"/>
       </w:r>
       <w:r>
